--- a/spec/AGCP Normative Statements.docx
+++ b/spec/AGCP Normative Statements.docx
@@ -2599,18 +2599,6 @@
     </w:p>
     <w:p>
       <w:pPr>
-        <w:numPr>
-          <w:ilvl w:val="0"/>
-          <w:numId w:val="1"/>
-        </w:numPr>
-        <w:spacing w:after="120"/>
-      </w:pPr>
-      <w:r>
-        <w:t>{"variant":"document","id":"63821"}</w:t>
-      </w:r>
-    </w:p>
-    <w:p>
-      <w:pPr>
         <w:keepNext/>
         <w:spacing w:before="200" w:after="100"/>
       </w:pPr>
@@ -5611,7 +5599,7 @@
         <w:spacing w:after="120"/>
       </w:pPr>
       <w:r>
-        <w:t>The Governance Decision Function SHALL operate only upon Qualified Proposals.</w:t>
+        <w:t>The Governance Decision Function operates only upon Qualified Proposals.</w:t>
       </w:r>
     </w:p>
     <w:p>
@@ -7490,7 +7478,7 @@
         <w:spacing w:after="120"/>
       </w:pPr>
       <w:r>
-        <w:t>Execution Authorization SHALL operate only upon governance decisions produced by the Governance Decision Function.</w:t>
+        <w:t>Execution Authorization operates only upon governance decisions produced by the Governance Decision Function.</w:t>
       </w:r>
     </w:p>
     <w:p>
@@ -10297,10 +10285,7 @@
         <w:spacing w:after="120"/>
       </w:pPr>
       <w:r>
-        <w:t>The Policy Enforcement Point SHALL receive sufficient integrity-protected Enforcement Context to apply the decision to the specific Proposal and governed consequence. The Policy Enforcement Point SHALL use the Enforcement Context to prevent execution when the Proposal, decision, authorization, target, tenant, state, evidence, lifecycle, validity, scope, or other applicable governance condition is inadmissible or mismatched. The Enforcement Context SHALL NOT replace Canonical State, the Governance Context En</w:t>
-      </w:r>
-      <w:r>
-        <w:t>velope, or the underlying Governance Evidence.</w:t>
+        <w:t>The Policy Enforcement Point SHALL receive sufficient integrity-protected Enforcement Context to apply the decision to the specific Proposal and governed consequence. The Policy Enforcement Point SHALL use the Enforcement Context to prevent execution when the Proposal, decision, authorization, target, tenant, state, evidence, lifecycle, validity, scope, or other applicable governance condition is inadmissible or mismatched. The Enforcement Context SHALL NOT replace Canonical State, the Governance Context Envelope, or the underlying Governance Evidence.</w:t>
       </w:r>
     </w:p>
     <w:p>

--- a/spec/AGCP Normative Statements.docx
+++ b/spec/AGCP Normative Statements.docx
@@ -5596,10 +5596,11 @@
     </w:p>
     <w:p>
       <w:pPr>
-        <w:spacing w:after="120"/>
-      </w:pPr>
-      <w:r>
-        <w:t>The Governance Decision Function operates only upon Qualified Proposals.</w:t>
+        <w:keepNext/>
+        <w:spacing w:before="140" w:after="0"/>
+      </w:pPr>
+      <w:r>
+        <w:t>The Governance Decision Function SHALL operate only upon Qualified Proposals.</w:t>
       </w:r>
     </w:p>
     <w:p>
@@ -7478,7 +7479,7 @@
         <w:spacing w:after="120"/>
       </w:pPr>
       <w:r>
-        <w:t>Execution Authorization operates only upon governance decisions produced by the Governance Decision Function.</w:t>
+        <w:t>Execution Authorization SHALL operate only upon governance decisions produced by the Governance Decision Function.</w:t>
       </w:r>
     </w:p>
     <w:p>
@@ -34869,7 +34870,6 @@
   <w:style w:type="character" w:default="1" w:styleId="DefaultParagraphFont">
     <w:name w:val="Default Paragraph Font"/>
     <w:uiPriority w:val="1"/>
-    <w:semiHidden/>
     <w:unhideWhenUsed/>
   </w:style>
   <w:style w:type="table" w:default="1" w:styleId="TableNormal">

--- a/spec/AGCP Normative Statements.docx
+++ b/spec/AGCP Normative Statements.docx
@@ -22869,6 +22869,15 @@
       </w:pPr>
       <w:r>
         <w:t>A conformant implementation SHALL implement the normative behavior defined by this specification and SHALL demonstrate that behavior through objective evidence.</w:t>
+      </w:r>
+    </w:p>
+    <w:p>
+      <w:pPr/>
+      <w:r>
+        <w:rPr>
+          <w:i/>
+        </w:rPr>
+        <w:t>Identifier disposition: NS-17.2-01 is intentionally unassigned. The corresponding Core Section 17.2 obligation duplicates the obligation already identified as NS-2.7-01 in Core Section 2.7. NS-2.7-01 is the authoritative controlled identifier for that normative obligation; no second independently testable Normative Statement is created by the duplicate source-text occurrence.</w:t>
       </w:r>
     </w:p>
     <w:p>
